--- a/assets/TARGET_ISH_REJASI_2026_2027.docx
+++ b/assets/TARGET_ISH_REJASI_2026_2027.docx
@@ -5360,7 +5360,7 @@
                 <w:rFonts w:ascii="Arial" w:hAnsi="Arial"/>
                 <w:sz w:val="16"/>
               </w:rPr>
-              <w:t>AWS IAM Policy Engine, Policy Validator</w:t>
+              <w:t>Zero Trust Studio</w:t>
             </w:r>
           </w:p>
         </w:tc>

--- a/assets/TARGET_ISH_REJASI_2026_2027.docx
+++ b/assets/TARGET_ISH_REJASI_2026_2027.docx
@@ -5559,7 +5559,7 @@
                 <w:rFonts w:ascii="Arial" w:hAnsi="Arial"/>
                 <w:sz w:val="16"/>
               </w:rPr>
-              <w:t>Rate Limiter Simulator, HMAC-SHA256 Signer</w:t>
+              <w:t>API Defender Studio</w:t>
             </w:r>
           </w:p>
         </w:tc>

--- a/assets/TARGET_ISH_REJASI_2026_2027.docx
+++ b/assets/TARGET_ISH_REJASI_2026_2027.docx
@@ -5758,7 +5758,7 @@
                 <w:rFonts w:ascii="Arial" w:hAnsi="Arial"/>
                 <w:sz w:val="16"/>
               </w:rPr>
-              <w:t>FGSM Perturbation Visualizer, Model Robustness Auditor</w:t>
+              <w:t>AI Red Teaming Studio</w:t>
             </w:r>
           </w:p>
         </w:tc>

--- a/assets/TARGET_ISH_REJASI_2026_2027.docx
+++ b/assets/TARGET_ISH_REJASI_2026_2027.docx
@@ -5957,7 +5957,7 @@
                 <w:rFonts w:ascii="Arial" w:hAnsi="Arial"/>
                 <w:sz w:val="16"/>
               </w:rPr>
-              <w:t>SIEM Log Analyzer, Sigma Rule Editor</w:t>
+              <w:t>SOC Dashboard Studio</w:t>
             </w:r>
           </w:p>
         </w:tc>
